--- a/backend/apps/documents/docx_templates/2-案件材料/4-通用材料/1-授权委托材料/授权委托书.docx
+++ b/backend/apps/documents/docx_templates/2-案件材料/4-通用材料/1-授权委托材料/授权委托书.docx
@@ -74,6 +74,8 @@
         </w:rPr>
         <w:t>{{授权委托书_委托人信息}}</w:t>
       </w:r>
+      <w:bookmarkStart w:id="0" w:name="_GoBack"/>
+      <w:bookmarkEnd w:id="0"/>
     </w:p>
     <w:p>
       <w:pPr>
@@ -299,6 +301,303 @@
           <w:lang w:val="en-US" w:eastAsia="zh-CN"/>
         </w:rPr>
         <w:t>{{授权委托书_代理事项}}</w:t>
+      </w:r>
+    </w:p>
+    <w:p>
+      <w:pPr>
+        <w:keepNext w:val="0"/>
+        <w:keepLines w:val="0"/>
+        <w:pageBreakBefore w:val="0"/>
+        <w:widowControl w:val="0"/>
+        <w:kinsoku/>
+        <w:wordWrap/>
+        <w:overflowPunct/>
+        <w:topLinePunct w:val="0"/>
+        <w:autoSpaceDE/>
+        <w:autoSpaceDN/>
+        <w:bidi w:val="0"/>
+        <w:adjustRightInd w:val="0"/>
+        <w:snapToGrid w:val="0"/>
+        <w:spacing w:line="360" w:lineRule="auto"/>
+        <w:ind w:firstLine="480" w:firstLineChars="200"/>
+        <w:textAlignment w:val="baseline"/>
+        <w:rPr>
+          <w:rFonts w:hint="eastAsia" w:asciiTheme="majorEastAsia" w:hAnsiTheme="majorEastAsia" w:eastAsiaTheme="majorEastAsia" w:cstheme="majorEastAsia"/>
+          <w:sz w:val="24"/>
+          <w:szCs w:val="24"/>
+          <w:lang w:val="en-US" w:eastAsia="zh-CN"/>
+        </w:rPr>
+      </w:pPr>
+      <w:r>
+        <w:rPr>
+          <w:rFonts w:hint="eastAsia" w:asciiTheme="majorEastAsia" w:hAnsiTheme="majorEastAsia" w:eastAsiaTheme="majorEastAsia" w:cstheme="majorEastAsia"/>
+          <w:sz w:val="24"/>
+          <w:szCs w:val="24"/>
+          <w:lang w:val="en-US" w:eastAsia="zh-CN"/>
+        </w:rPr>
+        <w:t>委托人与{{案件对方当事人名称}} {{案件案由}}一案，现委托下列人员担任其 壹审阶段代理人：</w:t>
+      </w:r>
+    </w:p>
+    <w:p>
+      <w:pPr>
+        <w:keepNext w:val="0"/>
+        <w:keepLines w:val="0"/>
+        <w:pageBreakBefore w:val="0"/>
+        <w:widowControl w:val="0"/>
+        <w:kinsoku/>
+        <w:wordWrap/>
+        <w:overflowPunct/>
+        <w:topLinePunct w:val="0"/>
+        <w:autoSpaceDE/>
+        <w:autoSpaceDN/>
+        <w:bidi w:val="0"/>
+        <w:adjustRightInd w:val="0"/>
+        <w:snapToGrid w:val="0"/>
+        <w:spacing w:line="360" w:lineRule="auto"/>
+        <w:ind w:firstLine="480" w:firstLineChars="200"/>
+        <w:textAlignment w:val="baseline"/>
+        <w:rPr>
+          <w:rFonts w:hint="eastAsia" w:asciiTheme="majorEastAsia" w:hAnsiTheme="majorEastAsia" w:eastAsiaTheme="majorEastAsia" w:cstheme="majorEastAsia"/>
+          <w:sz w:val="24"/>
+          <w:szCs w:val="24"/>
+          <w:lang w:val="en-US" w:eastAsia="zh-CN"/>
+        </w:rPr>
+      </w:pPr>
+    </w:p>
+    <w:p>
+      <w:pPr>
+        <w:keepNext w:val="0"/>
+        <w:keepLines w:val="0"/>
+        <w:pageBreakBefore w:val="0"/>
+        <w:widowControl w:val="0"/>
+        <w:kinsoku/>
+        <w:wordWrap/>
+        <w:overflowPunct/>
+        <w:topLinePunct w:val="0"/>
+        <w:autoSpaceDE/>
+        <w:autoSpaceDN/>
+        <w:bidi w:val="0"/>
+        <w:adjustRightInd w:val="0"/>
+        <w:snapToGrid w:val="0"/>
+        <w:spacing w:line="360" w:lineRule="auto"/>
+        <w:ind w:firstLine="480" w:firstLineChars="200"/>
+        <w:textAlignment w:val="baseline"/>
+        <w:rPr>
+          <w:rFonts w:hint="eastAsia" w:asciiTheme="majorEastAsia" w:hAnsiTheme="majorEastAsia" w:eastAsiaTheme="majorEastAsia" w:cstheme="majorEastAsia"/>
+          <w:sz w:val="24"/>
+          <w:szCs w:val="24"/>
+          <w:lang w:val="en-US" w:eastAsia="zh-CN"/>
+        </w:rPr>
+      </w:pPr>
+      <w:r>
+        <w:rPr>
+          <w:rFonts w:hint="eastAsia" w:asciiTheme="majorEastAsia" w:hAnsiTheme="majorEastAsia" w:eastAsiaTheme="majorEastAsia" w:cstheme="majorEastAsia"/>
+          <w:sz w:val="24"/>
+          <w:szCs w:val="24"/>
+          <w:lang w:val="en-US" w:eastAsia="zh-CN"/>
+        </w:rPr>
+        <w:t>姓  名：苏钧 律师</w:t>
+      </w:r>
+    </w:p>
+    <w:p>
+      <w:pPr>
+        <w:keepNext w:val="0"/>
+        <w:keepLines w:val="0"/>
+        <w:pageBreakBefore w:val="0"/>
+        <w:widowControl w:val="0"/>
+        <w:kinsoku/>
+        <w:wordWrap/>
+        <w:overflowPunct/>
+        <w:topLinePunct w:val="0"/>
+        <w:autoSpaceDE/>
+        <w:autoSpaceDN/>
+        <w:bidi w:val="0"/>
+        <w:adjustRightInd w:val="0"/>
+        <w:snapToGrid w:val="0"/>
+        <w:spacing w:line="360" w:lineRule="auto"/>
+        <w:ind w:firstLine="480" w:firstLineChars="200"/>
+        <w:textAlignment w:val="baseline"/>
+        <w:rPr>
+          <w:rFonts w:hint="eastAsia" w:asciiTheme="majorEastAsia" w:hAnsiTheme="majorEastAsia" w:eastAsiaTheme="majorEastAsia" w:cstheme="majorEastAsia"/>
+          <w:sz w:val="24"/>
+          <w:szCs w:val="24"/>
+          <w:lang w:val="en-US" w:eastAsia="zh-CN"/>
+        </w:rPr>
+      </w:pPr>
+      <w:r>
+        <w:rPr>
+          <w:rFonts w:hint="eastAsia" w:asciiTheme="majorEastAsia" w:hAnsiTheme="majorEastAsia" w:eastAsiaTheme="majorEastAsia" w:cstheme="majorEastAsia"/>
+          <w:sz w:val="24"/>
+          <w:szCs w:val="24"/>
+          <w:lang w:val="en-US" w:eastAsia="zh-CN"/>
+        </w:rPr>
+        <w:t>电  话：17785924334</w:t>
+      </w:r>
+    </w:p>
+    <w:p>
+      <w:pPr>
+        <w:keepNext w:val="0"/>
+        <w:keepLines w:val="0"/>
+        <w:pageBreakBefore w:val="0"/>
+        <w:widowControl w:val="0"/>
+        <w:kinsoku/>
+        <w:wordWrap/>
+        <w:overflowPunct/>
+        <w:topLinePunct w:val="0"/>
+        <w:autoSpaceDE/>
+        <w:autoSpaceDN/>
+        <w:bidi w:val="0"/>
+        <w:adjustRightInd w:val="0"/>
+        <w:snapToGrid w:val="0"/>
+        <w:spacing w:line="360" w:lineRule="auto"/>
+        <w:ind w:firstLine="480" w:firstLineChars="200"/>
+        <w:textAlignment w:val="baseline"/>
+        <w:rPr>
+          <w:rFonts w:hint="eastAsia" w:asciiTheme="majorEastAsia" w:hAnsiTheme="majorEastAsia" w:eastAsiaTheme="majorEastAsia" w:cstheme="majorEastAsia"/>
+          <w:sz w:val="24"/>
+          <w:szCs w:val="24"/>
+          <w:lang w:val="en-US" w:eastAsia="zh-CN"/>
+        </w:rPr>
+      </w:pPr>
+    </w:p>
+    <w:p>
+      <w:pPr>
+        <w:keepNext w:val="0"/>
+        <w:keepLines w:val="0"/>
+        <w:pageBreakBefore w:val="0"/>
+        <w:widowControl w:val="0"/>
+        <w:kinsoku/>
+        <w:wordWrap/>
+        <w:overflowPunct/>
+        <w:topLinePunct w:val="0"/>
+        <w:autoSpaceDE/>
+        <w:autoSpaceDN/>
+        <w:bidi w:val="0"/>
+        <w:adjustRightInd w:val="0"/>
+        <w:snapToGrid w:val="0"/>
+        <w:spacing w:line="360" w:lineRule="auto"/>
+        <w:ind w:firstLine="480" w:firstLineChars="200"/>
+        <w:textAlignment w:val="baseline"/>
+        <w:rPr>
+          <w:rFonts w:hint="eastAsia" w:asciiTheme="majorEastAsia" w:hAnsiTheme="majorEastAsia" w:eastAsiaTheme="majorEastAsia" w:cstheme="majorEastAsia"/>
+          <w:sz w:val="24"/>
+          <w:szCs w:val="24"/>
+          <w:lang w:val="en-US" w:eastAsia="zh-CN"/>
+        </w:rPr>
+      </w:pPr>
+      <w:r>
+        <w:rPr>
+          <w:rFonts w:hint="eastAsia" w:asciiTheme="majorEastAsia" w:hAnsiTheme="majorEastAsia" w:eastAsiaTheme="majorEastAsia" w:cstheme="majorEastAsia"/>
+          <w:sz w:val="24"/>
+          <w:szCs w:val="24"/>
+          <w:lang w:val="en-US" w:eastAsia="zh-CN"/>
+        </w:rPr>
+        <w:t xml:space="preserve">姓  名：               </w:t>
+      </w:r>
+    </w:p>
+    <w:p>
+      <w:pPr>
+        <w:keepNext w:val="0"/>
+        <w:keepLines w:val="0"/>
+        <w:pageBreakBefore w:val="0"/>
+        <w:widowControl w:val="0"/>
+        <w:kinsoku/>
+        <w:wordWrap/>
+        <w:overflowPunct/>
+        <w:topLinePunct w:val="0"/>
+        <w:autoSpaceDE/>
+        <w:autoSpaceDN/>
+        <w:bidi w:val="0"/>
+        <w:adjustRightInd w:val="0"/>
+        <w:snapToGrid w:val="0"/>
+        <w:spacing w:line="360" w:lineRule="auto"/>
+        <w:ind w:firstLine="480" w:firstLineChars="200"/>
+        <w:textAlignment w:val="baseline"/>
+        <w:rPr>
+          <w:rFonts w:hint="eastAsia" w:asciiTheme="majorEastAsia" w:hAnsiTheme="majorEastAsia" w:eastAsiaTheme="majorEastAsia" w:cstheme="majorEastAsia"/>
+          <w:sz w:val="24"/>
+          <w:szCs w:val="24"/>
+          <w:lang w:val="en-US" w:eastAsia="zh-CN"/>
+        </w:rPr>
+      </w:pPr>
+      <w:r>
+        <w:rPr>
+          <w:rFonts w:hint="eastAsia" w:asciiTheme="majorEastAsia" w:hAnsiTheme="majorEastAsia" w:eastAsiaTheme="majorEastAsia" w:cstheme="majorEastAsia"/>
+          <w:sz w:val="24"/>
+          <w:szCs w:val="24"/>
+          <w:lang w:val="en-US" w:eastAsia="zh-CN"/>
+        </w:rPr>
+        <w:t xml:space="preserve">电  话：               </w:t>
+      </w:r>
+    </w:p>
+    <w:p>
+      <w:pPr>
+        <w:keepNext w:val="0"/>
+        <w:keepLines w:val="0"/>
+        <w:pageBreakBefore w:val="0"/>
+        <w:widowControl w:val="0"/>
+        <w:kinsoku/>
+        <w:wordWrap/>
+        <w:overflowPunct/>
+        <w:topLinePunct w:val="0"/>
+        <w:autoSpaceDE/>
+        <w:autoSpaceDN/>
+        <w:bidi w:val="0"/>
+        <w:adjustRightInd w:val="0"/>
+        <w:snapToGrid w:val="0"/>
+        <w:spacing w:line="360" w:lineRule="auto"/>
+        <w:ind w:firstLine="480" w:firstLineChars="200"/>
+        <w:textAlignment w:val="baseline"/>
+        <w:rPr>
+          <w:rFonts w:hint="eastAsia" w:asciiTheme="majorEastAsia" w:hAnsiTheme="majorEastAsia" w:eastAsiaTheme="majorEastAsia" w:cstheme="majorEastAsia"/>
+          <w:sz w:val="24"/>
+          <w:szCs w:val="24"/>
+          <w:lang w:val="en-US" w:eastAsia="zh-CN"/>
+        </w:rPr>
+      </w:pPr>
+      <w:r>
+        <w:rPr>
+          <w:rFonts w:hint="eastAsia" w:asciiTheme="majorEastAsia" w:hAnsiTheme="majorEastAsia" w:eastAsiaTheme="majorEastAsia" w:cstheme="majorEastAsia"/>
+          <w:sz w:val="24"/>
+          <w:szCs w:val="24"/>
+          <w:lang w:val="en-US" w:eastAsia="zh-CN"/>
+        </w:rPr>
+        <w:t xml:space="preserve"> </w:t>
+      </w:r>
+    </w:p>
+    <w:p>
+      <w:pPr>
+        <w:keepNext w:val="0"/>
+        <w:keepLines w:val="0"/>
+        <w:pageBreakBefore w:val="0"/>
+        <w:widowControl w:val="0"/>
+        <w:kinsoku/>
+        <w:wordWrap/>
+        <w:overflowPunct/>
+        <w:topLinePunct w:val="0"/>
+        <w:autoSpaceDE/>
+        <w:autoSpaceDN/>
+        <w:bidi w:val="0"/>
+        <w:adjustRightInd w:val="0"/>
+        <w:snapToGrid w:val="0"/>
+        <w:spacing w:line="360" w:lineRule="auto"/>
+        <w:ind w:firstLine="480" w:firstLineChars="200"/>
+        <w:textAlignment w:val="baseline"/>
+        <w:rPr>
+          <w:rFonts w:hint="eastAsia" w:asciiTheme="majorEastAsia" w:hAnsiTheme="majorEastAsia" w:eastAsiaTheme="majorEastAsia" w:cstheme="majorEastAsia"/>
+          <w:sz w:val="24"/>
+          <w:szCs w:val="24"/>
+          <w:lang w:val="en-US" w:eastAsia="zh-CN"/>
+        </w:rPr>
+      </w:pPr>
+      <w:r>
+        <w:rPr>
+          <w:rFonts w:hint="eastAsia" w:asciiTheme="majorEastAsia" w:hAnsiTheme="majorEastAsia" w:eastAsiaTheme="majorEastAsia" w:cstheme="majorEastAsia"/>
+          <w:sz w:val="24"/>
+          <w:szCs w:val="24"/>
+          <w:lang w:val="en-US" w:eastAsia="zh-CN"/>
+        </w:rPr>
+        <w:t>代理权限为：代为提出、承认、变更、撤回、放弃诉讼请求；代为申请诉前保全、诉中保全及行为保全；代为进行答辩、参加开庭审理、陈述事实及代理意见并参加调查、质证活动；代为领取各种司法文书。</w:t>
       </w:r>
     </w:p>
     <w:p>
@@ -352,6 +651,22 @@
         <w:gridCol w:w="4893"/>
       </w:tblGrid>
       <w:tr>
+        <w:tblPrEx>
+          <w:tblBorders>
+            <w:top w:val="none" w:color="auto" w:sz="0" w:space="0"/>
+            <w:left w:val="none" w:color="auto" w:sz="0" w:space="0"/>
+            <w:bottom w:val="none" w:color="auto" w:sz="0" w:space="0"/>
+            <w:right w:val="none" w:color="auto" w:sz="0" w:space="0"/>
+            <w:insideH w:val="none" w:color="auto" w:sz="0" w:space="0"/>
+            <w:insideV w:val="none" w:color="auto" w:sz="0" w:space="0"/>
+          </w:tblBorders>
+          <w:tblCellMar>
+            <w:top w:w="0" w:type="dxa"/>
+            <w:left w:w="108" w:type="dxa"/>
+            <w:bottom w:w="0" w:type="dxa"/>
+            <w:right w:w="108" w:type="dxa"/>
+          </w:tblCellMar>
+        </w:tblPrEx>
         <w:tc>
           <w:tcPr>
             <w:tcW w:w="4893" w:type="dxa"/>
@@ -418,7 +733,7 @@
         <w:keepLines w:val="0"/>
         <w:pageBreakBefore w:val="0"/>
         <w:kinsoku/>
-        <w:wordWrap/>
+        <w:wordWrap w:val="0"/>
         <w:overflowPunct/>
         <w:topLinePunct w:val="0"/>
         <w:autoSpaceDE/>
@@ -436,36 +751,31 @@
           <w:sz w:val="24"/>
           <w:szCs w:val="24"/>
           <w:shd w:val="clear" w:color="auto" w:fill="FFFFFF"/>
-          <w:lang w:eastAsia="zh-Hans"/>
-        </w:rPr>
-      </w:pPr>
-    </w:p>
-    <w:p>
-      <w:pPr>
-        <w:keepNext w:val="0"/>
-        <w:keepLines w:val="0"/>
-        <w:pageBreakBefore w:val="0"/>
-        <w:kinsoku/>
-        <w:wordWrap/>
-        <w:overflowPunct/>
-        <w:topLinePunct w:val="0"/>
-        <w:autoSpaceDE/>
-        <w:autoSpaceDN/>
-        <w:bidi w:val="0"/>
-        <w:adjustRightInd/>
-        <w:snapToGrid w:val="0"/>
-        <w:spacing w:line="360" w:lineRule="auto"/>
-        <w:ind w:left="0"/>
-        <w:textAlignment w:val="auto"/>
-        <w:rPr>
-          <w:rFonts w:hint="eastAsia" w:asciiTheme="majorEastAsia" w:hAnsiTheme="majorEastAsia" w:eastAsiaTheme="majorEastAsia" w:cstheme="majorEastAsia"/>
-          <w:sz w:val="24"/>
-          <w:szCs w:val="24"/>
           <w:lang w:val="en-US" w:eastAsia="zh-Hans"/>
         </w:rPr>
       </w:pPr>
-      <w:bookmarkStart w:id="0" w:name="_GoBack"/>
-      <w:bookmarkEnd w:id="0"/>
+      <w:r>
+        <w:rPr>
+          <w:rFonts w:hint="eastAsia" w:asciiTheme="minorEastAsia" w:hAnsiTheme="minorEastAsia" w:eastAsiaTheme="minorEastAsia" w:cstheme="minorEastAsia"/>
+          <w:color w:val="333333"/>
+          <w:sz w:val="24"/>
+          <w:szCs w:val="24"/>
+          <w:shd w:val="clear" w:color="auto" w:fill="FFFFFF"/>
+          <w:lang w:eastAsia="zh-CN"/>
+        </w:rPr>
+        <w:t>年</w:t>
+      </w:r>
+      <w:r>
+        <w:rPr>
+          <w:rFonts w:hint="eastAsia" w:asciiTheme="minorEastAsia" w:hAnsiTheme="minorEastAsia" w:eastAsiaTheme="minorEastAsia" w:cstheme="minorEastAsia"/>
+          <w:color w:val="333333"/>
+          <w:sz w:val="24"/>
+          <w:szCs w:val="24"/>
+          <w:shd w:val="clear" w:color="auto" w:fill="FFFFFF"/>
+          <w:lang w:val="en-US" w:eastAsia="zh-CN"/>
+        </w:rPr>
+        <w:t xml:space="preserve">    月   日 </w:t>
+      </w:r>
     </w:p>
     <w:sectPr>
       <w:headerReference r:id="rId5" w:type="default"/>
